--- a/portafolio-dev-2026/blocklabgd/v1.2/contrato/Contrato_Base_Desarrollo_v4.docx
+++ b/portafolio-dev-2026/blocklabgd/v1.2/contrato/Contrato_Base_Desarrollo_v4.docx
@@ -6,7 +6,7 @@
       <w:pPr>
         <w:pStyle w:val="Heading1"/>
         <w:bidi w:val="0"/>
-        <w:spacing w:before="240" w:after="283"/>
+        <w:spacing w:before="240" w:after="120"/>
         <w:rPr/>
       </w:pPr>
       <w:r>
@@ -37,7 +37,7 @@
       <w:pPr>
         <w:pStyle w:val="BodyText"/>
         <w:bidi w:val="0"/>
-        <w:spacing w:before="0" w:after="283"/>
+        <w:spacing w:lineRule="auto" w:line="276" w:before="0" w:after="283"/>
         <w:jc w:val="both"/>
         <w:rPr/>
       </w:pPr>
@@ -140,7 +140,7 @@
       <w:pPr>
         <w:pStyle w:val="BodyText"/>
         <w:bidi w:val="0"/>
-        <w:spacing w:before="0" w:after="283"/>
+        <w:spacing w:lineRule="auto" w:line="276" w:before="0" w:after="283"/>
         <w:jc w:val="both"/>
         <w:rPr/>
       </w:pPr>
@@ -168,6 +168,7 @@
     <w:p>
       <w:pPr>
         <w:pStyle w:val="HorizontalLine"/>
+        <w:suppressLineNumbers/>
         <w:pBdr>
           <w:bottom w:val="double" w:sz="2" w:space="0" w:color="808080"/>
         </w:pBdr>
@@ -202,7 +203,7 @@
       <w:pPr>
         <w:pStyle w:val="BodyText"/>
         <w:bidi w:val="0"/>
-        <w:spacing w:before="0" w:after="283"/>
+        <w:spacing w:lineRule="auto" w:line="276" w:before="0" w:after="283"/>
         <w:jc w:val="both"/>
         <w:rPr/>
       </w:pPr>
@@ -231,7 +232,7 @@
       <w:pPr>
         <w:pStyle w:val="BodyText"/>
         <w:bidi w:val="0"/>
-        <w:spacing w:before="0" w:after="283"/>
+        <w:spacing w:lineRule="auto" w:line="276" w:before="0" w:after="283"/>
         <w:jc w:val="both"/>
         <w:rPr/>
       </w:pPr>
@@ -310,7 +311,7 @@
       <w:pPr>
         <w:pStyle w:val="BodyText"/>
         <w:bidi w:val="0"/>
-        <w:spacing w:before="0" w:after="283"/>
+        <w:spacing w:lineRule="auto" w:line="276" w:before="0" w:after="283"/>
         <w:jc w:val="both"/>
         <w:rPr/>
       </w:pPr>
@@ -325,7 +326,7 @@
       <w:pPr>
         <w:pStyle w:val="BodyText"/>
         <w:bidi w:val="0"/>
-        <w:spacing w:before="0" w:after="283"/>
+        <w:spacing w:lineRule="auto" w:line="276" w:before="0" w:after="283"/>
         <w:jc w:val="both"/>
         <w:rPr/>
       </w:pPr>
@@ -378,7 +379,7 @@
       <w:pPr>
         <w:pStyle w:val="BodyText"/>
         <w:bidi w:val="0"/>
-        <w:spacing w:before="0" w:after="283"/>
+        <w:spacing w:lineRule="auto" w:line="276" w:before="0" w:after="283"/>
         <w:jc w:val="both"/>
         <w:rPr/>
       </w:pPr>
@@ -487,7 +488,7 @@
       <w:pPr>
         <w:pStyle w:val="BodyText"/>
         <w:bidi w:val="0"/>
-        <w:spacing w:before="0" w:after="283"/>
+        <w:spacing w:lineRule="auto" w:line="276" w:before="0" w:after="283"/>
         <w:jc w:val="both"/>
         <w:rPr/>
       </w:pPr>
@@ -516,7 +517,7 @@
       <w:pPr>
         <w:pStyle w:val="BodyText"/>
         <w:bidi w:val="0"/>
-        <w:spacing w:before="0" w:after="283"/>
+        <w:spacing w:lineRule="auto" w:line="276" w:before="0" w:after="283"/>
         <w:jc w:val="both"/>
         <w:rPr/>
       </w:pPr>
@@ -595,7 +596,7 @@
       <w:pPr>
         <w:pStyle w:val="BodyText"/>
         <w:bidi w:val="0"/>
-        <w:spacing w:before="0" w:after="283"/>
+        <w:spacing w:lineRule="auto" w:line="276" w:before="0" w:after="283"/>
         <w:jc w:val="both"/>
         <w:rPr/>
       </w:pPr>
@@ -628,7 +629,7 @@
       <w:pPr>
         <w:pStyle w:val="BodyText"/>
         <w:bidi w:val="0"/>
-        <w:spacing w:before="0" w:after="283"/>
+        <w:spacing w:lineRule="auto" w:line="276" w:before="0" w:after="283"/>
         <w:jc w:val="both"/>
         <w:rPr/>
       </w:pPr>
@@ -639,6 +640,7 @@
     <w:p>
       <w:pPr>
         <w:pStyle w:val="HorizontalLine"/>
+        <w:suppressLineNumbers/>
         <w:pBdr>
           <w:bottom w:val="double" w:sz="2" w:space="0" w:color="808080"/>
         </w:pBdr>
@@ -655,7 +657,7 @@
       <w:pPr>
         <w:pStyle w:val="BodyText"/>
         <w:bidi w:val="0"/>
-        <w:spacing w:before="0" w:after="283"/>
+        <w:spacing w:lineRule="auto" w:line="276" w:before="0" w:after="283"/>
         <w:jc w:val="both"/>
         <w:rPr/>
       </w:pPr>
@@ -673,6 +675,7 @@
     <w:p>
       <w:pPr>
         <w:pStyle w:val="HorizontalLine"/>
+        <w:suppressLineNumbers/>
         <w:pBdr>
           <w:bottom w:val="double" w:sz="2" w:space="0" w:color="808080"/>
         </w:pBdr>
@@ -689,7 +692,7 @@
       <w:pPr>
         <w:pStyle w:val="BodyText"/>
         <w:bidi w:val="0"/>
-        <w:spacing w:before="0" w:after="283"/>
+        <w:spacing w:lineRule="auto" w:line="276" w:before="0" w:after="283"/>
         <w:jc w:val="both"/>
         <w:rPr/>
       </w:pPr>
@@ -718,6 +721,7 @@
     <w:p>
       <w:pPr>
         <w:pStyle w:val="HorizontalLine"/>
+        <w:suppressLineNumbers/>
         <w:pBdr>
           <w:bottom w:val="double" w:sz="2" w:space="0" w:color="808080"/>
         </w:pBdr>
@@ -752,7 +756,7 @@
       <w:pPr>
         <w:pStyle w:val="BodyText"/>
         <w:bidi w:val="0"/>
-        <w:spacing w:before="0" w:after="283"/>
+        <w:spacing w:lineRule="auto" w:line="276" w:before="0" w:after="283"/>
         <w:jc w:val="both"/>
         <w:rPr/>
       </w:pPr>
@@ -779,7 +783,7 @@
     </w:p>
     <w:sectPr>
       <w:type w:val="nextPage"/>
-      <w:pgSz w:w="11906" w:h="16838"/>
+      <w:pgSz w:w="12240" w:h="15840"/>
       <w:pgMar w:left="1134" w:right="1134" w:gutter="0" w:header="0" w:top="907" w:footer="0" w:bottom="907"/>
       <w:pgNumType w:fmt="decimal"/>
       <w:formProt w:val="false"/>
@@ -832,12 +836,19 @@
     <w:next w:val="BodyText"/>
     <w:qFormat/>
     <w:pPr>
+      <w:numPr>
+        <w:ilvl w:val="0"/>
+        <w:numId w:val="0"/>
+      </w:numPr>
       <w:pBdr>
         <w:bottom w:val="single" w:sz="12" w:space="4" w:color="0D9488"/>
       </w:pBdr>
+      <w:spacing w:before="240" w:after="120"/>
       <w:jc w:val="center"/>
+      <w:outlineLvl w:val="0"/>
     </w:pPr>
     <w:rPr>
+      <w:rFonts w:ascii="Liberation Serif" w:hAnsi="Liberation Serif" w:eastAsia="Noto Serif CJK SC" w:cs="Lohit Devanagari"/>
       <w:b/>
       <w:bCs/>
       <w:color w:val="0F766E"/>
@@ -894,27 +905,23 @@
       <w:szCs w:val="28"/>
     </w:rPr>
   </w:style>
-  <w:style w:type="character" w:styleId="EndnoteReference">
-    <w:name w:val="endnote reference"/>
-    <w:rPr>
-      <w:vertAlign w:val="superscript"/>
-    </w:rPr>
-  </w:style>
-  <w:style w:type="character" w:styleId="FootnoteReference">
-    <w:name w:val="footnote reference"/>
-    <w:rPr>
-      <w:vertAlign w:val="superscript"/>
-    </w:rPr>
-  </w:style>
-  <w:style w:type="character" w:styleId="EndnoteCharacters">
-    <w:name w:val="Endnote Characters"/>
-    <w:qFormat/>
-    <w:rPr/>
-  </w:style>
-  <w:style w:type="character" w:styleId="FootnoteCharacters">
-    <w:name w:val="Footnote Characters"/>
-    <w:qFormat/>
-    <w:rPr/>
+  <w:style w:type="character" w:styleId="Emphasis">
+    <w:name w:val="Emphasis"/>
+    <w:qFormat/>
+    <w:rPr>
+      <w:i/>
+      <w:iCs/>
+      <w:color w:val="4A5568"/>
+    </w:rPr>
+  </w:style>
+  <w:style w:type="character" w:styleId="Strong">
+    <w:name w:val="Strong"/>
+    <w:qFormat/>
+    <w:rPr>
+      <w:b/>
+      <w:bCs/>
+      <w:color w:val="1A202C"/>
+    </w:rPr>
   </w:style>
   <w:style w:type="character" w:styleId="Hyperlink">
     <w:name w:val="Hyperlink"/>
@@ -926,24 +933,6 @@
       <w:effect w:val="none"/>
     </w:rPr>
   </w:style>
-  <w:style w:type="character" w:styleId="Emphasis">
-    <w:name w:val="Emphasis"/>
-    <w:qFormat/>
-    <w:rPr>
-      <w:i/>
-      <w:iCs/>
-      <w:color w:val="4A5568"/>
-    </w:rPr>
-  </w:style>
-  <w:style w:type="character" w:styleId="Strong">
-    <w:name w:val="Strong"/>
-    <w:qFormat/>
-    <w:rPr>
-      <w:b/>
-      <w:bCs/>
-      <w:color w:val="1A202C"/>
-    </w:rPr>
-  </w:style>
   <w:style w:type="character" w:styleId="FollowedHyperlink">
     <w:name w:val="FollowedHyperlink"/>
     <w:rPr>
@@ -954,44 +943,12 @@
       <w:effect w:val="none"/>
     </w:rPr>
   </w:style>
-  <w:style w:type="paragraph" w:styleId="HorizontalLine">
-    <w:name w:val="Horizontal Line"/>
-    <w:basedOn w:val="Normal"/>
-    <w:next w:val="BodyText"/>
-    <w:qFormat/>
-    <w:pPr>
-      <w:pBdr>
-        <w:bottom w:val="double" w:sz="2" w:space="0" w:color="808080"/>
-      </w:pBdr>
-      <w:spacing w:before="0" w:after="283"/>
-    </w:pPr>
-    <w:rPr>
-      <w:sz w:val="12"/>
-    </w:rPr>
-  </w:style>
   <w:style w:type="paragraph" w:styleId="BodyText">
     <w:name w:val="Body Text"/>
     <w:basedOn w:val="Normal"/>
     <w:pPr>
-      <w:spacing w:before="0" w:after="283"/>
+      <w:spacing w:lineRule="auto" w:line="276" w:before="0" w:after="283"/>
       <w:jc w:val="both"/>
-    </w:pPr>
-    <w:rPr/>
-  </w:style>
-  <w:style w:type="paragraph" w:styleId="EnvelopeReturn">
-    <w:name w:val="envelope return"/>
-    <w:basedOn w:val="Normal"/>
-    <w:pPr/>
-    <w:rPr>
-      <w:i/>
-    </w:rPr>
-  </w:style>
-  <w:style w:type="paragraph" w:styleId="TableContents">
-    <w:name w:val="Table Contents"/>
-    <w:basedOn w:val="BodyText"/>
-    <w:qFormat/>
-    <w:pPr>
-      <w:jc w:val="start"/>
     </w:pPr>
     <w:rPr/>
   </w:style>
@@ -1005,18 +962,15 @@
       <w:spacing w:before="240" w:after="283"/>
     </w:pPr>
     <w:rPr>
-      <w:rFonts w:ascii="Liberation Sans" w:hAnsi="Liberation Sans"/>
+      <w:rFonts w:ascii="Liberation Sans" w:hAnsi="Liberation Sans" w:eastAsia="Noto Sans CJK SC" w:cs="Lohit Devanagari"/>
       <w:sz w:val="28"/>
       <w:szCs w:val="28"/>
     </w:rPr>
   </w:style>
-  <w:style w:type="paragraph" w:styleId="Index">
-    <w:name w:val="Index"/>
-    <w:basedOn w:val="Normal"/>
-    <w:qFormat/>
-    <w:pPr>
-      <w:suppressLineNumbers/>
-    </w:pPr>
+  <w:style w:type="paragraph" w:styleId="List">
+    <w:name w:val="List"/>
+    <w:basedOn w:val="BodyText"/>
+    <w:pPr/>
     <w:rPr>
       <w:rFonts w:cs="Lohit Devanagari"/>
     </w:rPr>
@@ -1037,10 +991,13 @@
       <w:szCs w:val="24"/>
     </w:rPr>
   </w:style>
-  <w:style w:type="paragraph" w:styleId="List">
-    <w:name w:val="List"/>
-    <w:basedOn w:val="BodyText"/>
-    <w:pPr/>
+  <w:style w:type="paragraph" w:styleId="Index">
+    <w:name w:val="Index"/>
+    <w:basedOn w:val="Normal"/>
+    <w:qFormat/>
+    <w:pPr>
+      <w:suppressLineNumbers/>
+    </w:pPr>
     <w:rPr>
       <w:rFonts w:cs="Lohit Devanagari"/>
     </w:rPr>
@@ -1055,6 +1012,34 @@
       </w:pBdr>
       <w:spacing w:before="0" w:after="283"/>
       <w:ind w:hanging="0" w:start="567" w:end="567"/>
+    </w:pPr>
+    <w:rPr/>
+  </w:style>
+  <w:style w:type="paragraph" w:styleId="HorizontalLine">
+    <w:name w:val="Horizontal Line"/>
+    <w:basedOn w:val="Normal"/>
+    <w:next w:val="BodyText"/>
+    <w:qFormat/>
+    <w:pPr>
+      <w:suppressLineNumbers/>
+      <w:pBdr>
+        <w:bottom w:val="double" w:sz="2" w:space="0" w:color="808080"/>
+      </w:pBdr>
+      <w:spacing w:before="0" w:after="283"/>
+    </w:pPr>
+    <w:rPr>
+      <w:sz w:val="12"/>
+      <w:szCs w:val="12"/>
+    </w:rPr>
+  </w:style>
+  <w:style w:type="paragraph" w:styleId="TableContents">
+    <w:name w:val="Table Contents"/>
+    <w:basedOn w:val="Normal"/>
+    <w:qFormat/>
+    <w:pPr>
+      <w:widowControl w:val="false"/>
+      <w:suppressLineNumbers/>
+      <w:jc w:val="start"/>
     </w:pPr>
     <w:rPr/>
   </w:style>
